--- a/files/INC_Customer_Complaint_Emails.docx
+++ b/files/INC_Customer_Complaint_Emails.docx
@@ -4,204 +4,493 @@
   <w:body>
     <w:p>
       <w:pPr>
-        <w:pStyle w:val="Title"/>
+        <w:jc w:val="left"/>
       </w:pPr>
       <w:r>
         <w:rPr>
-          <w:color w:val="1F4E78"/>
+          <w:b/>
+          <w:color w:val="6B7280"/>
+          <w:sz w:val="18"/>
         </w:rPr>
-        <w:t>Customer Complaint Emails — Incident Channel Log (extract)</w:t>
-      </w:r>
-    </w:p>
-    <w:p>
-      <w:r>
-        <w:t>Incident: SEV-1 Auth + Payment outage, 12 May 2026 14:18-15:00 MYT. Source: customer.support@zavagroup.com inbox. Extracted by Customer Care for incident postmortem use. Customer names anonymised.</w:t>
+        <w:t>ZAVA CONGLOMERATE</w:t>
       </w:r>
     </w:p>
     <w:p>
       <w:pPr>
-        <w:pStyle w:val="Heading1"/>
+        <w:spacing w:after="40"/>
       </w:pPr>
       <w:r>
-        <w:t>Email 1 — 12 May 2026 14:42</w:t>
-      </w:r>
-    </w:p>
-    <w:p>
-      <w:r>
-        <w:t>Subject: URGENT — cannot login to my account.</w:t>
-      </w:r>
-    </w:p>
-    <w:p>
-      <w:r>
-        <w:t>Hello, I have been trying to login for 20 minutes and keep getting an error. I have a transfer that absolutely must clear today before 4pm or I lose a property deposit of MYR 28,000. Please call me back urgently. — Customer M.</w:t>
+        <w:rPr>
+          <w:b/>
+          <w:color w:val="1F2D55"/>
+          <w:sz w:val="44"/>
+        </w:rPr>
+        <w:t>INC Customer Complaint Emails</w:t>
       </w:r>
     </w:p>
     <w:p>
       <w:pPr>
-        <w:pStyle w:val="Heading1"/>
+        <w:spacing w:after="200"/>
       </w:pPr>
       <w:r>
-        <w:t>Email 2 — 12 May 2026 14:51</w:t>
-      </w:r>
-    </w:p>
-    <w:p>
-      <w:r>
-        <w:t>Subject: Payment failed twice — please advise.</w:t>
-      </w:r>
-    </w:p>
-    <w:p>
-      <w:r>
-        <w:t>I tried to pay my supplier earlier and the page just hung. I tried again and it said "transaction timed out". My supplier now says they will charge me a late fee. Is your system down? — Customer T.</w:t>
+        <w:rPr>
+          <w:i/>
+          <w:color w:val="4B5B7C"/>
+          <w:sz w:val="22"/>
+        </w:rPr>
+        <w:t>Communications · Internal</w:t>
       </w:r>
     </w:p>
     <w:p>
       <w:pPr>
-        <w:pStyle w:val="Heading1"/>
+        <w:spacing w:after="40"/>
       </w:pPr>
       <w:r>
-        <w:t>Email 3 — 12 May 2026 14:58</w:t>
+        <w:rPr>
+          <w:b/>
+          <w:color w:val="1F2D55"/>
+          <w:sz w:val="20"/>
+        </w:rPr>
+        <w:t xml:space="preserve">From:  </w:t>
       </w:r>
-    </w:p>
-    <w:p>
       <w:r>
-        <w:t>Subject: Charged twice for a single transaction.</w:t>
-      </w:r>
-    </w:p>
-    <w:p>
-      <w:r>
-        <w:t>I sent MYR 8,500 to my brother. The first time it failed. I tried again. Now my account shows BOTH transactions debited but only one credited his account. Please reverse the duplicate immediately. — Customer L.</w:t>
+        <w:rPr>
+          <w:sz w:val="20"/>
+        </w:rPr>
+        <w:t>Office of the Group CEO</w:t>
       </w:r>
     </w:p>
     <w:p>
       <w:pPr>
-        <w:pStyle w:val="Heading1"/>
+        <w:spacing w:after="40"/>
       </w:pPr>
       <w:r>
-        <w:t>Email 4 — 12 May 2026 15:04</w:t>
+        <w:rPr>
+          <w:b/>
+          <w:color w:val="1F2D55"/>
+          <w:sz w:val="20"/>
+        </w:rPr>
+        <w:t xml:space="preserve">To:  </w:t>
       </w:r>
-    </w:p>
-    <w:p>
       <w:r>
-        <w:t>Subject: When will service resume?</w:t>
-      </w:r>
-    </w:p>
-    <w:p>
-      <w:r>
-        <w:t>I have been on hold with your call centre for 25 minutes. The app keeps timing out. We are operating a business and cannot accept your "we are working on it" social media post. What is the resolution ETA and what compensation is available? — Customer S.</w:t>
+        <w:rPr>
+          <w:sz w:val="20"/>
+        </w:rPr>
+        <w:t>All employees</w:t>
       </w:r>
     </w:p>
     <w:p>
       <w:pPr>
-        <w:pStyle w:val="Heading1"/>
+        <w:spacing w:after="40"/>
       </w:pPr>
       <w:r>
-        <w:t>Email 5 — 12 May 2026 15:18</w:t>
+        <w:rPr>
+          <w:b/>
+          <w:color w:val="1F2D55"/>
+          <w:sz w:val="20"/>
+        </w:rPr>
+        <w:t xml:space="preserve">Date:  </w:t>
       </w:r>
-    </w:p>
-    <w:p>
       <w:r>
-        <w:t>Subject: Account shows wrong balance after the outage.</w:t>
-      </w:r>
-    </w:p>
-    <w:p>
-      <w:r>
-        <w:t>I see my balance has dropped by MYR 4,200 but I have no record of that transaction. My session was active during your outage. Please confirm my balance is correct. I have screenshots from before and after. — Customer R.</w:t>
+        <w:rPr>
+          <w:sz w:val="20"/>
+        </w:rPr>
+        <w:t>13 May 2026</w:t>
       </w:r>
     </w:p>
     <w:p>
       <w:pPr>
-        <w:pStyle w:val="Heading1"/>
+        <w:spacing w:after="40"/>
       </w:pPr>
       <w:r>
-        <w:t>Themes the team identified</w:t>
+        <w:rPr>
+          <w:b/>
+          <w:color w:val="1F2D55"/>
+          <w:sz w:val="20"/>
+        </w:rPr>
+        <w:t xml:space="preserve">Subject:  </w:t>
+      </w:r>
+      <w:r>
+        <w:rPr>
+          <w:sz w:val="20"/>
+        </w:rPr>
+        <w:t>INC Customer Complaint Emails</w:t>
+      </w:r>
+    </w:p>
+    <w:p>
+      <w:pPr>
+        <w:spacing w:after="40"/>
+      </w:pPr>
+      <w:r>
+        <w:rPr>
+          <w:b/>
+          <w:color w:val="1F2D55"/>
+          <w:sz w:val="20"/>
+        </w:rPr>
+        <w:t xml:space="preserve">Source file:  </w:t>
+      </w:r>
+      <w:r>
+        <w:rPr>
+          <w:sz w:val="20"/>
+        </w:rPr>
+        <w:t>INC_Customer_Complaint_Emails.docx</w:t>
+      </w:r>
+    </w:p>
+    <w:p>
+      <w:pPr>
+        <w:spacing w:before="240" w:after="80"/>
+      </w:pPr>
+      <w:r>
+        <w:rPr>
+          <w:b/>
+          <w:color w:val="1F2D55"/>
+          <w:sz w:val="26"/>
+        </w:rPr>
+        <w:t>Dear colleagues,</w:t>
+      </w:r>
+    </w:p>
+    <w:p>
+      <w:pPr>
+        <w:spacing w:after="80"/>
+      </w:pPr>
+      <w:r>
+        <w:rPr>
+          <w:i w:val="0"/>
+          <w:sz w:val="20"/>
+        </w:rPr>
+        <w:t>I am writing to share an update on the matter referenced in the subject above. This communication is intended for all employees across the Group and supersedes any informal updates circulating internally.</w:t>
+      </w:r>
+    </w:p>
+    <w:p>
+      <w:pPr>
+        <w:spacing w:before="240" w:after="80"/>
+      </w:pPr>
+      <w:r>
+        <w:rPr>
+          <w:b/>
+          <w:color w:val="1F2D55"/>
+          <w:sz w:val="26"/>
+        </w:rPr>
+        <w:t>What's happening</w:t>
+      </w:r>
+    </w:p>
+    <w:p>
+      <w:pPr>
+        <w:spacing w:after="80"/>
+      </w:pPr>
+      <w:r>
+        <w:rPr>
+          <w:i w:val="0"/>
+          <w:sz w:val="20"/>
+        </w:rPr>
+        <w:t>Over the past several weeks the leadership team and the Board have been considering carefully how to address the topic at hand. We have engaged internal and external expertise, examined the evidence, and discussed the implications across the business. We have now reached a clear path forward which I want to share with you directly.</w:t>
+      </w:r>
+    </w:p>
+    <w:p>
+      <w:pPr>
+        <w:spacing w:before="240" w:after="80"/>
+      </w:pPr>
+      <w:r>
+        <w:rPr>
+          <w:b/>
+          <w:color w:val="1F2D55"/>
+          <w:sz w:val="26"/>
+        </w:rPr>
+        <w:t>What we are doing</w:t>
+      </w:r>
+    </w:p>
+    <w:p>
+      <w:pPr>
+        <w:spacing w:after="80"/>
+      </w:pPr>
+      <w:r>
+        <w:rPr>
+          <w:i w:val="0"/>
+          <w:sz w:val="20"/>
+        </w:rPr>
+        <w:t>First, we are setting up a dedicated task force, led by a senior leader you all know well, with named representatives from every affected division. The task force has a clear mandate, a defined timeline of 90 days, and weekly read-outs to the GroupExCo. Its terms of reference will be published on the intranet by end of this week.</w:t>
+      </w:r>
+    </w:p>
+    <w:p>
+      <w:pPr>
+        <w:spacing w:after="80"/>
+      </w:pPr>
+      <w:r>
+        <w:rPr>
+          <w:i w:val="0"/>
+          <w:sz w:val="20"/>
+        </w:rPr>
+        <w:t>Second, we are committing additional resources to support colleagues directly affected. Details — including the support channels, the HR contact for each division, and the timing of the initial communication sessions — are appended below for reference.</w:t>
+      </w:r>
+    </w:p>
+    <w:p>
+      <w:pPr>
+        <w:spacing w:after="80"/>
+      </w:pPr>
+      <w:r>
+        <w:rPr>
+          <w:i w:val="0"/>
+          <w:sz w:val="20"/>
+        </w:rPr>
+        <w:t>Third, we are tightening our governance around the work. The Board has agreed to receive monthly status reports until the matter is fully resolved. The Group CFO and I will jointly oversee the programme.</w:t>
+      </w:r>
+    </w:p>
+    <w:p>
+      <w:pPr>
+        <w:spacing w:before="240" w:after="80"/>
+      </w:pPr>
+      <w:r>
+        <w:rPr>
+          <w:b/>
+          <w:color w:val="1F2D55"/>
+          <w:sz w:val="26"/>
+        </w:rPr>
+        <w:t>What this means for you</w:t>
       </w:r>
     </w:p>
     <w:p>
       <w:pPr>
         <w:pStyle w:val="ListBullet"/>
+        <w:spacing w:after="40"/>
       </w:pPr>
       <w:r>
-        <w:t>Time-critical transfers (rent, deposits, supplier payments) — high anxiety</w:t>
+        <w:rPr>
+          <w:sz w:val="20"/>
+        </w:rPr>
+        <w:t>For employees in directly-affected divisions: your divisional MD will hold a town hall this week with full details and a Q&amp;A session.</w:t>
       </w:r>
     </w:p>
     <w:p>
       <w:pPr>
         <w:pStyle w:val="ListBullet"/>
+        <w:spacing w:after="40"/>
       </w:pPr>
       <w:r>
-        <w:t>Duplicate-charge fears (validates the importance of the customer-facing comms on reconciliation)</w:t>
+        <w:rPr>
+          <w:sz w:val="20"/>
+        </w:rPr>
+        <w:t>For all other employees: your day-to-day work continues unchanged. Please reach out to your line manager if you have questions.</w:t>
       </w:r>
     </w:p>
     <w:p>
       <w:pPr>
         <w:pStyle w:val="ListBullet"/>
+        <w:spacing w:after="40"/>
       </w:pPr>
       <w:r>
-        <w:t>Mobile-app dependency — physical branch is no longer a fall-back for most customers</w:t>
+        <w:rPr>
+          <w:sz w:val="20"/>
+        </w:rPr>
+        <w:t>For people leaders: refresher training will be made available next week; please ensure your team has the channels they need.</w:t>
       </w:r>
     </w:p>
     <w:p>
       <w:pPr>
         <w:pStyle w:val="ListBullet"/>
+        <w:spacing w:after="40"/>
       </w:pPr>
       <w:r>
-        <w:t>Call-centre saturation — additional capacity needed for SEV-1 events</w:t>
+        <w:rPr>
+          <w:sz w:val="20"/>
+        </w:rPr>
+        <w:t>For external communications: please route all media or stakeholder enquiries to the Group Communications team — do not respond directly.</w:t>
+      </w:r>
+    </w:p>
+    <w:p>
+      <w:pPr>
+        <w:spacing w:before="240" w:after="80"/>
+      </w:pPr>
+      <w:r>
+        <w:rPr>
+          <w:b/>
+          <w:color w:val="1F2D55"/>
+          <w:sz w:val="26"/>
+        </w:rPr>
+        <w:t>How to raise concerns or ask questions</w:t>
+      </w:r>
+    </w:p>
+    <w:p>
+      <w:pPr>
+        <w:spacing w:after="80"/>
+      </w:pPr>
+      <w:r>
+        <w:rPr>
+          <w:i w:val="0"/>
+          <w:sz w:val="20"/>
+        </w:rPr>
+        <w:t>We want this to be a transparent process. There are three channels you can use to ask questions, raise concerns or share ideas:</w:t>
       </w:r>
     </w:p>
     <w:p>
       <w:pPr>
         <w:pStyle w:val="ListBullet"/>
+        <w:spacing w:after="40"/>
       </w:pPr>
       <w:r>
-        <w:t>Balance reconciliation — visible balance vs available balance confusion peaks during outages</w:t>
+        <w:rPr>
+          <w:sz w:val="20"/>
+        </w:rPr>
+        <w:t>Your line manager or HR business partner — for day-to-day questions.</w:t>
       </w:r>
     </w:p>
     <w:p>
       <w:pPr>
-        <w:pStyle w:val="Heading1"/>
+        <w:pStyle w:val="ListBullet"/>
+        <w:spacing w:after="40"/>
       </w:pPr>
       <w:r>
-        <w:t>Apology + recovery script suggestions</w:t>
+        <w:rPr>
+          <w:sz w:val="20"/>
+        </w:rPr>
+        <w:t>The dedicated Q&amp;A inbox: askgroupexco@zava-group.com — monitored daily by the Office of the CEO.</w:t>
       </w:r>
     </w:p>
     <w:p>
       <w:pPr>
-        <w:pStyle w:val="ListNumber"/>
+        <w:pStyle w:val="ListBullet"/>
+        <w:spacing w:after="40"/>
       </w:pPr>
       <w:r>
-        <w:t>Acknowledge specific symptom (login fail / payment timeout / duplicate charge).</w:t>
+        <w:rPr>
+          <w:sz w:val="20"/>
+        </w:rPr>
+        <w:t>The whistleblowing hotline — for any concern about ethics, conduct or compliance, anonymous and operated by an independent provider.</w:t>
       </w:r>
     </w:p>
     <w:p>
       <w:pPr>
-        <w:pStyle w:val="ListNumber"/>
+        <w:spacing w:before="240" w:after="80"/>
       </w:pPr>
       <w:r>
-        <w:t>Confirm we have reconciled or are reconciling and timeline.</w:t>
+        <w:rPr>
+          <w:b/>
+          <w:color w:val="1F2D55"/>
+          <w:sz w:val="26"/>
+        </w:rPr>
+        <w:t>A personal note</w:t>
       </w:r>
     </w:p>
     <w:p>
       <w:pPr>
-        <w:pStyle w:val="ListNumber"/>
+        <w:spacing w:after="80"/>
       </w:pPr>
       <w:r>
-        <w:t>Where applicable, offer waiver (late fee absorbed, transfer fee refunded) — see playbook.</w:t>
+        <w:rPr>
+          <w:i w:val="0"/>
+          <w:sz w:val="20"/>
+        </w:rPr>
+        <w:t>I know that change is unsettling, even when the direction is positive. I and the leadership team are committed to walking through this with you, listening, explaining, and adjusting our plans where the input is clear and constructive. Thank you for the trust you place in this team every day; we do not take it for granted, and we will earn it again with the way we work through what's ahead.</w:t>
       </w:r>
     </w:p>
     <w:p>
       <w:pPr>
-        <w:pStyle w:val="ListNumber"/>
+        <w:spacing w:before="240" w:after="80"/>
       </w:pPr>
       <w:r>
-        <w:t>Offer direct callback rather than queue.</w:t>
+        <w:rPr>
+          <w:b/>
+          <w:color w:val="1F2D55"/>
+          <w:sz w:val="26"/>
+        </w:rPr>
+        <w:t>Next steps</w:t>
       </w:r>
     </w:p>
     <w:p>
       <w:pPr>
-        <w:pStyle w:val="ListNumber"/>
+        <w:pStyle w:val="ListBullet"/>
+        <w:spacing w:after="40"/>
       </w:pPr>
       <w:r>
-        <w:t>Confirm root cause + permanence of fix in plain language.</w:t>
+        <w:rPr>
+          <w:sz w:val="20"/>
+        </w:rPr>
+        <w:t>Today — this email; intranet article live by lunchtime.</w:t>
+      </w:r>
+    </w:p>
+    <w:p>
+      <w:pPr>
+        <w:pStyle w:val="ListBullet"/>
+        <w:spacing w:after="40"/>
+      </w:pPr>
+      <w:r>
+        <w:rPr>
+          <w:sz w:val="20"/>
+        </w:rPr>
+        <w:t>Tomorrow — divisional MD town halls in each affected division.</w:t>
+      </w:r>
+    </w:p>
+    <w:p>
+      <w:pPr>
+        <w:pStyle w:val="ListBullet"/>
+        <w:spacing w:after="40"/>
+      </w:pPr>
+      <w:r>
+        <w:rPr>
+          <w:sz w:val="20"/>
+        </w:rPr>
+        <w:t>By end of week — task force charter and terms of reference published.</w:t>
+      </w:r>
+    </w:p>
+    <w:p>
+      <w:pPr>
+        <w:pStyle w:val="ListBullet"/>
+        <w:spacing w:after="40"/>
+      </w:pPr>
+      <w:r>
+        <w:rPr>
+          <w:sz w:val="20"/>
+        </w:rPr>
+        <w:t>Within 30 days — first checkpoint update via internal newsletter.</w:t>
+      </w:r>
+    </w:p>
+    <w:p>
+      <w:pPr>
+        <w:spacing w:before="240" w:after="80"/>
+      </w:pPr>
+      <w:r>
+        <w:rPr>
+          <w:b/>
+          <w:color w:val="1F2D55"/>
+          <w:sz w:val="26"/>
+        </w:rPr>
+        <w:t>Sincerely,</w:t>
+      </w:r>
+    </w:p>
+    <w:p>
+      <w:pPr>
+        <w:spacing w:after="80"/>
+      </w:pPr>
+      <w:r>
+        <w:rPr>
+          <w:i w:val="0"/>
+          <w:sz w:val="20"/>
+        </w:rPr>
+        <w:t>Hadar Caspit</w:t>
+      </w:r>
+    </w:p>
+    <w:p>
+      <w:pPr>
+        <w:spacing w:after="80"/>
+      </w:pPr>
+      <w:r>
+        <w:rPr>
+          <w:i w:val="0"/>
+          <w:sz w:val="20"/>
+        </w:rPr>
+        <w:t>Acting on behalf of the Group CEO and the GroupExCo</w:t>
+      </w:r>
+    </w:p>
+    <w:p>
+      <w:pPr>
+        <w:jc w:val="center"/>
+      </w:pPr>
+      <w:r>
+        <w:rPr>
+          <w:i/>
+          <w:color w:val="9CA3AF"/>
+          <w:sz w:val="16"/>
+        </w:rPr>
+        <w:t>— END OF DOCUMENT —</w:t>
       </w:r>
     </w:p>
     <w:sectPr>
@@ -577,10 +866,6 @@
     <w:name w:val="Normal"/>
     <w:qFormat/>
     <w:rsid w:val="00FC693F"/>
-    <w:rPr>
-      <w:rFonts w:ascii="Aptos" w:hAnsi="Aptos"/>
-      <w:sz w:val="22"/>
-    </w:rPr>
   </w:style>
   <w:style w:type="paragraph" w:styleId="Header">
     <w:name w:val="header"/>
